--- a/04_Сертификаты_взрывозащиты/Перевод_RU/Сертификат_Ex_датчик_давления_RU.docx
+++ b/04_Сертификаты_взрывозащиты/Перевод_RU/Сертификат_Ex_датчик_давления_RU.docx
@@ -20,7 +20,7 @@
           <w:iCs/>
           <w:i/>
         </w:rPr>
-        <w:t xml:space="preserve">Перевод с китайского языка. Исходный файл: 压力、差压 防爆证(2)(1)(2).pdf. Страниц в оригинале: 1.</w:t>
+        <w:t xml:space="preserve">Перевод с китайского языка. Исходный файл: Сертификат_Ex_датчик_давления.pdf (исходное имя: 压力、差压 防爆证(2)(1)(2).pdf). Страниц в оригинале: 1.</w:t>
       </w:r>
     </w:p>
     <w:bookmarkStart w:id="23" w:name="стр.-1-сертификат-взрывозащиты"/>
